--- a/docx_resources/Вечірня-Утреня/В,У - Мінея/12-Грудень/24-__-навечіря_Різдва.docx
+++ b/docx_resources/Вечірня-Утреня/В,У - Мінея/12-Грудень/24-__-навечіря_Різдва.docx
@@ -80,6 +80,7 @@
         <w:rPr>
           <w:rFonts w:ascii="Times New Roman" w:hAnsi="Times New Roman" w:cs="Times New Roman"/>
           <w:b/>
+          <w:sz w:val="24"/>
         </w:rPr>
         <w:t>ВЕЧІРНЯ</w:t>
       </w:r>
@@ -1420,6 +1421,7 @@
           <w:b/>
           <w:i/>
           <w:color w:val="FF0000"/>
+          <w:sz w:val="24"/>
           <w:lang w:val="uk-UA"/>
         </w:rPr>
         <w:t>Вечірні молитви</w:t>
@@ -3238,6 +3240,7 @@
           <w:b/>
           <w:i/>
           <w:color w:val="FF0000"/>
+          <w:sz w:val="24"/>
           <w:lang w:val="uk-UA"/>
         </w:rPr>
         <w:t>Стихири</w:t>
@@ -4197,6 +4200,7 @@
           <w:b/>
           <w:i/>
           <w:color w:val="FF0000"/>
+          <w:sz w:val="24"/>
           <w:lang w:val="uk-UA"/>
         </w:rPr>
         <w:t>Прокімен</w:t>
@@ -4323,6 +4327,7 @@
           <w:b/>
           <w:i/>
           <w:color w:val="FF0000"/>
+          <w:sz w:val="24"/>
           <w:lang w:val="uk-UA"/>
         </w:rPr>
         <w:t>Сподоби, Господи</w:t>
@@ -4569,6 +4574,7 @@
           <w:b/>
           <w:i/>
           <w:color w:val="FF0000"/>
+          <w:sz w:val="24"/>
           <w:lang w:val="uk-UA"/>
         </w:rPr>
         <w:t>Прохальна єктенія</w:t>
@@ -5939,6 +5945,7 @@
           <w:b/>
           <w:i/>
           <w:color w:val="FF0000"/>
+          <w:sz w:val="24"/>
           <w:lang w:val="uk-UA"/>
         </w:rPr>
         <w:t>Пісня Симеона</w:t>
@@ -6302,6 +6309,7 @@
           <w:b/>
           <w:i/>
           <w:color w:val="FF0000"/>
+          <w:sz w:val="24"/>
           <w:lang w:val="uk-UA"/>
         </w:rPr>
         <w:t>Тропарі</w:t>
@@ -6542,6 +6550,7 @@
           <w:b/>
           <w:i/>
           <w:color w:val="FF0000"/>
+          <w:sz w:val="24"/>
           <w:lang w:val="uk-UA"/>
         </w:rPr>
         <w:t>Єктенія усильного благання</w:t>
@@ -7409,6 +7418,7 @@
           <w:b/>
           <w:i/>
           <w:color w:val="FF0000"/>
+          <w:sz w:val="24"/>
           <w:lang w:val="uk-UA"/>
         </w:rPr>
         <w:t>Після Вечірні</w:t>
@@ -7549,6 +7559,7 @@
         <w:rPr>
           <w:rFonts w:ascii="Times New Roman" w:hAnsi="Times New Roman" w:cs="Times New Roman"/>
           <w:b/>
+          <w:sz w:val="24"/>
         </w:rPr>
         <w:t>УТРЕНЯ</w:t>
       </w:r>
@@ -10175,6 +10186,7 @@
           <w:b/>
           <w:i/>
           <w:color w:val="FF0000"/>
+          <w:sz w:val="24"/>
           <w:lang w:val="uk-UA"/>
         </w:rPr>
         <w:t>Утренні молитви</w:t>
@@ -11493,6 +11505,7 @@
           <w:b/>
           <w:i/>
           <w:color w:val="FF0000"/>
+          <w:sz w:val="24"/>
           <w:lang w:val="uk-UA"/>
         </w:rPr>
         <w:t>Бог Господь...</w:t>
@@ -11502,6 +11515,7 @@
           <w:rFonts w:ascii="Times New Roman" w:hAnsi="Times New Roman"/>
           <w:i/>
           <w:color w:val="FF0000"/>
+          <w:sz w:val="24"/>
           <w:lang w:val="uk-UA"/>
         </w:rPr>
         <w:t xml:space="preserve"> (Пс. 117), глас 4</w:t>
@@ -11746,6 +11760,7 @@
           <w:b/>
           <w:i/>
           <w:color w:val="FF0000"/>
+          <w:sz w:val="24"/>
           <w:lang w:val="uk-UA"/>
         </w:rPr>
         <w:t>Тропарі</w:t>
@@ -12175,6 +12190,7 @@
           <w:b/>
           <w:i/>
           <w:color w:val="FF0000"/>
+          <w:sz w:val="24"/>
           <w:lang w:val="uk-UA"/>
         </w:rPr>
         <w:t>Мала єктенія</w:t>
@@ -12496,6 +12512,7 @@
           <w:b/>
           <w:i/>
           <w:color w:val="FF0000"/>
+          <w:sz w:val="24"/>
           <w:lang w:val="uk-UA"/>
         </w:rPr>
         <w:t>Перший сідальний</w:t>
@@ -12645,6 +12662,7 @@
           <w:b/>
           <w:i/>
           <w:color w:val="FF0000"/>
+          <w:sz w:val="24"/>
           <w:lang w:val="uk-UA"/>
         </w:rPr>
         <w:t>Мала єктенія</w:t>
@@ -12966,6 +12984,7 @@
           <w:b/>
           <w:i/>
           <w:color w:val="FF0000"/>
+          <w:sz w:val="24"/>
           <w:lang w:val="uk-UA"/>
         </w:rPr>
         <w:t>Другий сідальний</w:t>
@@ -13076,6 +13095,7 @@
           <w:b/>
           <w:i/>
           <w:color w:val="FF0000"/>
+          <w:sz w:val="24"/>
           <w:lang w:val="uk-UA"/>
         </w:rPr>
         <w:t>Псалом 50</w:t>
@@ -13979,6 +13999,7 @@
           <w:b/>
           <w:i/>
           <w:color w:val="FF0000"/>
+          <w:sz w:val="24"/>
           <w:lang w:val="uk-UA"/>
         </w:rPr>
         <w:t>Мала єктенія</w:t>
@@ -14745,6 +14766,7 @@
           <w:b/>
           <w:i/>
           <w:color w:val="FF0000"/>
+          <w:sz w:val="24"/>
           <w:lang w:val="uk-UA"/>
         </w:rPr>
         <w:t>Мала єктенія</w:t>
@@ -15511,6 +15533,7 @@
           <w:b/>
           <w:i/>
           <w:color w:val="FF0000"/>
+          <w:sz w:val="24"/>
           <w:lang w:val="uk-UA"/>
         </w:rPr>
         <w:t>Пісня Богородиці</w:t>
@@ -16067,6 +16090,7 @@
           <w:b/>
           <w:i/>
           <w:color w:val="FF0000"/>
+          <w:sz w:val="24"/>
           <w:lang w:val="uk-UA"/>
         </w:rPr>
         <w:t>Мала єктенія</w:t>
@@ -16388,6 +16412,7 @@
           <w:b/>
           <w:i/>
           <w:color w:val="FF0000"/>
+          <w:sz w:val="24"/>
           <w:lang w:val="uk-UA"/>
         </w:rPr>
         <w:t>Світильний</w:t>
@@ -17154,6 +17179,7 @@
           <w:b/>
           <w:i/>
           <w:color w:val="FF0000"/>
+          <w:sz w:val="24"/>
           <w:lang w:val="uk-UA"/>
         </w:rPr>
         <w:t>Мале славослов'я</w:t>
@@ -17731,6 +17757,7 @@
           <w:b/>
           <w:i/>
           <w:color w:val="FF0000"/>
+          <w:sz w:val="24"/>
           <w:lang w:val="uk-UA"/>
         </w:rPr>
         <w:t>Прохальна єктенія</w:t>
@@ -19262,6 +19289,7 @@
           <w:b/>
           <w:i/>
           <w:color w:val="FF0000"/>
+          <w:sz w:val="24"/>
           <w:lang w:val="uk-UA"/>
         </w:rPr>
         <w:t>Тропарі</w:t>
@@ -19484,6 +19512,7 @@
           <w:b/>
           <w:i/>
           <w:color w:val="FF0000"/>
+          <w:sz w:val="24"/>
           <w:lang w:val="uk-UA"/>
         </w:rPr>
         <w:t>Єктенія усильного благання</w:t>
